--- a/Documentation/Database Design.docx
+++ b/Documentation/Database Design.docx
@@ -4,6 +4,7 @@
   <w:body>
     <w:p>
       <w:pPr>
+        <w:spacing w:line="276" w:lineRule="auto"/>
         <w:rPr>
           <w:sz w:val="36"/>
           <w:szCs w:val="36"/>
@@ -19,22 +20,33 @@
         <w:t>Database Design</w:t>
       </w:r>
     </w:p>
-    <w:p/>
     <w:p>
-      <w:r>
-        <w:t>The database is relatively simple, with only three tables.</w:t>
-      </w:r>
-      <w:r>
-        <w:t xml:space="preserve"> </w:t>
-      </w:r>
+      <w:pPr>
+        <w:spacing w:line="276" w:lineRule="auto"/>
+      </w:pPr>
     </w:p>
     <w:p>
-      <w:r>
-        <w:t>The tables include:</w:t>
+      <w:pPr>
+        <w:spacing w:line="276" w:lineRule="auto"/>
+      </w:pPr>
+      <w:r>
+        <w:t>The database is relatively simple, with only three tables.</w:t>
+      </w:r>
+      <w:r>
+        <w:t xml:space="preserve"> </w:t>
       </w:r>
     </w:p>
     <w:p>
       <w:pPr>
+        <w:spacing w:line="276" w:lineRule="auto"/>
+      </w:pPr>
+      <w:r>
+        <w:t>The tables include:</w:t>
+      </w:r>
+    </w:p>
+    <w:p>
+      <w:pPr>
+        <w:spacing w:line="276" w:lineRule="auto"/>
         <w:ind w:firstLine="720"/>
       </w:pPr>
       <w:r>
@@ -48,11 +60,20 @@
         <w:t xml:space="preserve">users: </w:t>
       </w:r>
       <w:r>
-        <w:t>A table for users, which contains their usernames and a hash of their password. The database also automatically assigns a unique userID for each user. The usernames are created by the users when they register. The users also choose their own password, which is stored as a hash in our database (this is industry standard and provides a much higher level of security).</w:t>
+        <w:t xml:space="preserve">A table for users, which contains their usernames and a hash of their password. The database also automatically assigns a unique </w:t>
+      </w:r>
+      <w:proofErr w:type="spellStart"/>
+      <w:r>
+        <w:t>userID</w:t>
+      </w:r>
+      <w:proofErr w:type="spellEnd"/>
+      <w:r>
+        <w:t xml:space="preserve"> for each user. The usernames are created by the users when they register. The users also choose their own password, which is stored as a hash in our database (this is industry standard and provides a much higher level of security).</w:t>
       </w:r>
     </w:p>
     <w:p>
       <w:pPr>
+        <w:spacing w:line="276" w:lineRule="auto"/>
         <w:ind w:firstLine="720"/>
       </w:pPr>
       <w:r>
@@ -71,24 +92,49 @@
     </w:p>
     <w:p>
       <w:pPr>
+        <w:spacing w:line="276" w:lineRule="auto"/>
         <w:ind w:firstLine="720"/>
       </w:pPr>
       <w:r>
         <w:t xml:space="preserve">- </w:t>
       </w:r>
+      <w:proofErr w:type="spellStart"/>
       <w:r>
         <w:rPr>
           <w:b/>
           <w:bCs/>
         </w:rPr>
-        <w:t xml:space="preserve">usersbooks: </w:t>
-      </w:r>
-      <w:r>
-        <w:t>A table that is used to assign books to users. This table only contains userID-ISBN combinations, allowing the database to track if a user has a certain book in their bookshelf.</w:t>
+        <w:t>usersbooks</w:t>
+      </w:r>
+      <w:proofErr w:type="spellEnd"/>
+      <w:r>
+        <w:rPr>
+          <w:b/>
+          <w:bCs/>
+        </w:rPr>
+        <w:t xml:space="preserve">: </w:t>
+      </w:r>
+      <w:r>
+        <w:t xml:space="preserve">A table that is used to assign books to users. This table only contains </w:t>
+      </w:r>
+      <w:proofErr w:type="spellStart"/>
+      <w:r>
+        <w:t>userID</w:t>
+      </w:r>
+      <w:proofErr w:type="spellEnd"/>
+      <w:r>
+        <w:t>-ISBN combinations, allowing the database to track if a user has a certain book in their bookshelf.</w:t>
       </w:r>
     </w:p>
-    <w:p/>
     <w:p>
+      <w:pPr>
+        <w:spacing w:line="276" w:lineRule="auto"/>
+      </w:pPr>
+    </w:p>
+    <w:p>
+      <w:pPr>
+        <w:spacing w:line="276" w:lineRule="auto"/>
+      </w:pPr>
       <w:r>
         <w:t>The database was designed this way for several reasons:</w:t>
       </w:r>
@@ -100,6 +146,7 @@
           <w:ilvl w:val="0"/>
           <w:numId w:val="5"/>
         </w:numPr>
+        <w:spacing w:line="276" w:lineRule="auto"/>
       </w:pPr>
       <w:r>
         <w:t>The design is normalized to minimize potential errors and avoid repetitive information.</w:t>
@@ -112,12 +159,29 @@
           <w:ilvl w:val="0"/>
           <w:numId w:val="5"/>
         </w:numPr>
-      </w:pPr>
-      <w:r>
-        <w:t>The combination userID-books table</w:t>
-      </w:r>
-      <w:r>
-        <w:t xml:space="preserve"> (usersbooks)</w:t>
+        <w:spacing w:line="276" w:lineRule="auto"/>
+      </w:pPr>
+      <w:r>
+        <w:t xml:space="preserve">The combination </w:t>
+      </w:r>
+      <w:proofErr w:type="spellStart"/>
+      <w:r>
+        <w:t>userID</w:t>
+      </w:r>
+      <w:proofErr w:type="spellEnd"/>
+      <w:r>
+        <w:t>-books table</w:t>
+      </w:r>
+      <w:r>
+        <w:t xml:space="preserve"> (</w:t>
+      </w:r>
+      <w:proofErr w:type="spellStart"/>
+      <w:r>
+        <w:t>usersbooks</w:t>
+      </w:r>
+      <w:proofErr w:type="spellEnd"/>
+      <w:r>
+        <w:t>)</w:t>
       </w:r>
       <w:r>
         <w:t xml:space="preserve"> makes assigning books to users simple to manage and allows multiple users to have the same book in their bookshelf, while the book information only needs to be stored once.</w:t>
@@ -130,20 +194,43 @@
           <w:ilvl w:val="0"/>
           <w:numId w:val="5"/>
         </w:numPr>
-      </w:pPr>
-      <w:r>
-        <w:t xml:space="preserve">This design also makes it easy for users to remove books without affecting other users: we can remove the specific userID-ISBN entry in the database while leaving the books table untouched. This also gives the website owner the option of preemptively loading popular books into the database or keeping removed books </w:t>
-      </w:r>
-      <w:r>
-        <w:t>for a period of time</w:t>
+        <w:spacing w:line="276" w:lineRule="auto"/>
+      </w:pPr>
+      <w:r>
+        <w:t xml:space="preserve">This design also makes it easy for users to remove books without affecting other users: we can remove the specific </w:t>
+      </w:r>
+      <w:proofErr w:type="spellStart"/>
+      <w:r>
+        <w:t>userID</w:t>
+      </w:r>
+      <w:proofErr w:type="spellEnd"/>
+      <w:r>
+        <w:t xml:space="preserve">-ISBN entry in the database while leaving the books table untouched. This also gives the website owner the option of </w:t>
+      </w:r>
+      <w:r>
+        <w:t>pre-emptively</w:t>
+      </w:r>
+      <w:r>
+        <w:t xml:space="preserve"> loading popular books into the database or keeping removed books </w:t>
+      </w:r>
+      <w:r>
+        <w:t xml:space="preserve">for </w:t>
+      </w:r>
+      <w:r>
+        <w:t>a period</w:t>
       </w:r>
       <w:r>
         <w:t xml:space="preserve"> in case the user wants to re-add them later.</w:t>
       </w:r>
     </w:p>
-    <w:p/>
     <w:p>
       <w:pPr>
+        <w:spacing w:line="276" w:lineRule="auto"/>
+      </w:pPr>
+    </w:p>
+    <w:p>
+      <w:pPr>
+        <w:spacing w:line="276" w:lineRule="auto"/>
         <w:ind w:firstLine="360"/>
       </w:pPr>
       <w:r>
@@ -153,6 +240,7 @@
     </w:p>
     <w:p>
       <w:pPr>
+        <w:spacing w:line="276" w:lineRule="auto"/>
         <w:ind w:firstLine="360"/>
       </w:pPr>
       <w:r>
@@ -168,11 +256,18 @@
         <w:br/>
       </w:r>
       <w:r>
-        <w:t>For extra details, p</w:t>
+        <w:t xml:space="preserve">For </w:t>
+      </w:r>
+      <w:r>
+        <w:t>more</w:t>
+      </w:r>
+      <w:r>
+        <w:t xml:space="preserve"> details, p</w:t>
       </w:r>
       <w:r>
         <w:t xml:space="preserve">lease see the </w:t>
       </w:r>
+      <w:proofErr w:type="spellStart"/>
       <w:r>
         <w:rPr>
           <w:i/>
@@ -180,6 +275,7 @@
         </w:rPr>
         <w:t>DB_schema</w:t>
       </w:r>
+      <w:proofErr w:type="spellEnd"/>
       <w:r>
         <w:t xml:space="preserve"> image and</w:t>
       </w:r>
@@ -189,6 +285,7 @@
       <w:r>
         <w:t xml:space="preserve"> </w:t>
       </w:r>
+      <w:proofErr w:type="spellStart"/>
       <w:r>
         <w:rPr>
           <w:i/>
@@ -196,6 +293,7 @@
         </w:rPr>
         <w:t>DDL.sql</w:t>
       </w:r>
+      <w:proofErr w:type="spellEnd"/>
       <w:r>
         <w:t xml:space="preserve"> file</w:t>
       </w:r>
@@ -203,7 +301,11 @@
         <w:t>.</w:t>
       </w:r>
     </w:p>
-    <w:p/>
+    <w:p>
+      <w:pPr>
+        <w:spacing w:line="276" w:lineRule="auto"/>
+      </w:pPr>
+    </w:p>
     <w:sectPr>
       <w:headerReference w:type="default" r:id="rId7"/>
       <w:pgSz w:w="12240" w:h="15840"/>
@@ -1446,6 +1548,7 @@
   <w:style w:type="character" w:default="1" w:styleId="DefaultParagraphFont">
     <w:name w:val="Default Paragraph Font"/>
     <w:uiPriority w:val="1"/>
+    <w:semiHidden/>
     <w:unhideWhenUsed/>
   </w:style>
   <w:style w:type="table" w:default="1" w:styleId="TableNormal">
